--- a/Seminario de Sistemas/Parciales/Parcial 3 - UML avanzado interfaces y proyecto - SOLUCION.docx
+++ b/Seminario de Sistemas/Parciales/Parcial 3 - UML avanzado interfaces y proyecto - SOLUCION.docx
@@ -105,7 +105,7 @@
           <w:color w:val="2B2B2B"/>
           <w:sz w:val="22"/>
         </w:rPr>
-        <w:t>Fecha: 19/11/2026  ·  Clase 15  ·  Modalidad: Presencial (síncrono)</w:t>
+        <w:t>Fecha: 19/11/2026  ·  Sesión 13 de 13  ·  Modalidad: Presencial (síncrono)</w:t>
       </w:r>
     </w:p>
     <w:p>
@@ -181,7 +181,7 @@
           <w:color w:val="2B2B2B"/>
           <w:sz w:val="22"/>
         </w:rPr>
-        <w:t>Corte 3 · Únicamente clases con fecha &lt;= 19/11/2026 en la ventana del corte (Clases 11-15):</w:t>
+        <w:t>Corte 3 (Sesiones 10-13) · Únicamente clases dictadas antes del 19/11/2026 (Clases 11, 12, 13 y 14 del material; la sesión doble del 29/10 cubrió las Clases 11 y 12). La Clase 15 es la sesión del parcial + sustentación:</w:t>
       </w:r>
     </w:p>
     <w:p>
@@ -211,7 +211,7 @@
           <w:color w:val="2B2B2B"/>
           <w:sz w:val="22"/>
         </w:rPr>
-        <w:t>Clase 11 · 22/10 · Avance proyecto integrador</w:t>
+        <w:t>Clase 11 · 29/10 · Avance proyecto integrador (sesión doble)</w:t>
       </w:r>
     </w:p>
     <w:p>
@@ -226,7 +226,7 @@
           <w:color w:val="2B2B2B"/>
           <w:sz w:val="22"/>
         </w:rPr>
-        <w:t>Clase 12 · 29/10 · Diagramas UML avanzados</w:t>
+        <w:t>Clase 12 · 29/10 · Diagramas UML avanzados (sesión doble)</w:t>
       </w:r>
     </w:p>
     <w:p>
@@ -256,7 +256,7 @@
           <w:color w:val="2B2B2B"/>
           <w:sz w:val="22"/>
         </w:rPr>
-        <w:t>Clase 14 · 12/11 · Evaluación final (prep. sustentación) · Sustentación de proyectos + cierre</w:t>
+        <w:t>Clase 14 · 12/11 · Preparación de la sustentación y cierre</w:t>
       </w:r>
     </w:p>
     <w:p>

--- a/Seminario de Sistemas/Parciales/Parcial 3 - UML avanzado interfaces y proyecto - SOLUCION.docx
+++ b/Seminario de Sistemas/Parciales/Parcial 3 - UML avanzado interfaces y proyecto - SOLUCION.docx
@@ -105,7 +105,7 @@
           <w:color w:val="2B2B2B"/>
           <w:sz w:val="22"/>
         </w:rPr>
-        <w:t>Fecha: 19/11/2026  ·  Sesión 13 de 13  ·  Modalidad: Presencial (síncrono)</w:t>
+        <w:t>Fecha: 19/11/2026  ·  Sesión 13 de 13  ·  Modalidad: virtual síncrona por Google Meet</w:t>
       </w:r>
     </w:p>
     <w:p>
@@ -286,7 +286,7 @@
           <w:color w:val="2B2B2B"/>
           <w:sz w:val="22"/>
         </w:rPr>
-        <w:t>Lea con atención cada sección antes de responder. Escriba con letra clara.</w:t>
+        <w:t>Lea con atención cada sección antes de responder. Responda en este mismo documento, sobre las líneas marcadas, y entréguelo por el medio que el docente indique al abrir la sesión.</w:t>
       </w:r>
     </w:p>
     <w:p>
@@ -316,7 +316,7 @@
           <w:color w:val="2B2B2B"/>
           <w:sz w:val="22"/>
         </w:rPr>
-        <w:t>No se permite el uso de dispositivos electrónicos salvo indicación explícita del docente.</w:t>
+        <w:t>Es individual: no se permite consultar con otras personas ni compartir respuestas. El material de apoyo autorizado es el que el docente indique al abrir la sesión.</w:t>
       </w:r>
     </w:p>
     <w:p>
